--- a/文档资料/无人船使用指南.docx
+++ b/文档资料/无人船使用指南.docx
@@ -186,6 +186,10 @@
           <w:ilvl w:val="0"/>
           <w:numId w:val="0"/>
         </w:numPr>
+        <w:rPr>
+          <w:rFonts w:hint="default"/>
+          <w:lang w:val="en-US" w:eastAsia="zh-CN"/>
+        </w:rPr>
       </w:pPr>
       <w:r>
         <w:drawing>
@@ -230,18 +234,6 @@
           </wp:inline>
         </w:drawing>
       </w:r>
-    </w:p>
-    <w:p>
-      <w:pPr>
-        <w:numPr>
-          <w:ilvl w:val="0"/>
-          <w:numId w:val="0"/>
-        </w:numPr>
-        <w:rPr>
-          <w:rFonts w:hint="default"/>
-          <w:lang w:val="en-US" w:eastAsia="zh-CN"/>
-        </w:rPr>
-      </w:pPr>
       <w:bookmarkStart w:id="0" w:name="_GoBack"/>
       <w:bookmarkEnd w:id="0"/>
     </w:p>
@@ -389,7 +381,7 @@
     <w:lsdException w:unhideWhenUsed="0" w:uiPriority="0" w:semiHidden="0" w:name="HTML Sample"/>
     <w:lsdException w:unhideWhenUsed="0" w:uiPriority="0" w:semiHidden="0" w:name="HTML Typewriter"/>
     <w:lsdException w:unhideWhenUsed="0" w:uiPriority="0" w:semiHidden="0" w:name="HTML Variable"/>
-    <w:lsdException w:unhideWhenUsed="0" w:uiPriority="0" w:name="Normal Table"/>
+    <w:lsdException w:qFormat="1" w:unhideWhenUsed="0" w:uiPriority="0" w:name="Normal Table"/>
     <w:lsdException w:unhideWhenUsed="0" w:uiPriority="0" w:semiHidden="0" w:name="annotation subject"/>
     <w:lsdException w:unhideWhenUsed="0" w:uiPriority="0" w:semiHidden="0" w:name="Table Simple 1"/>
     <w:lsdException w:unhideWhenUsed="0" w:uiPriority="0" w:semiHidden="0" w:name="Table Simple 2"/>
@@ -559,6 +551,7 @@
   <w:style w:type="table" w:default="1" w:styleId="2">
     <w:name w:val="Normal Table"/>
     <w:semiHidden/>
+    <w:qFormat/>
     <w:uiPriority w:val="0"/>
     <w:tblPr>
       <w:tblCellMar>
@@ -568,6 +561,15 @@
         <w:right w:w="108" w:type="dxa"/>
       </w:tblCellMar>
     </w:tblPr>
+  </w:style>
+  <w:style w:type="character" w:styleId="4">
+    <w:name w:val="HTML Code"/>
+    <w:basedOn w:val="3"/>
+    <w:uiPriority w:val="0"/>
+    <w:rPr>
+      <w:rFonts w:ascii="Courier New" w:hAnsi="Courier New"/>
+      <w:sz w:val="20"/>
+    </w:rPr>
   </w:style>
 </w:styles>
 </file>

--- a/文档资料/无人船使用指南.docx
+++ b/文档资料/无人船使用指南.docx
@@ -186,10 +186,6 @@
           <w:ilvl w:val="0"/>
           <w:numId w:val="0"/>
         </w:numPr>
-        <w:rPr>
-          <w:rFonts w:hint="default"/>
-          <w:lang w:val="en-US" w:eastAsia="zh-CN"/>
-        </w:rPr>
       </w:pPr>
       <w:r>
         <w:drawing>
@@ -233,6 +229,44 @@
             </a:graphic>
           </wp:inline>
         </w:drawing>
+      </w:r>
+    </w:p>
+    <w:p>
+      <w:pPr>
+        <w:numPr>
+          <w:ilvl w:val="0"/>
+          <w:numId w:val="0"/>
+        </w:numPr>
+        <w:rPr>
+          <w:rFonts w:hint="eastAsia"/>
+          <w:lang w:val="en-US" w:eastAsia="zh-CN"/>
+        </w:rPr>
+      </w:pPr>
+      <w:r>
+        <w:rPr>
+          <w:rFonts w:hint="eastAsia"/>
+          <w:lang w:val="en-US" w:eastAsia="zh-CN"/>
+        </w:rPr>
+        <w:t>无人船不会自动避障</w:t>
+      </w:r>
+    </w:p>
+    <w:p>
+      <w:pPr>
+        <w:numPr>
+          <w:ilvl w:val="0"/>
+          <w:numId w:val="0"/>
+        </w:numPr>
+        <w:rPr>
+          <w:rFonts w:hint="default"/>
+          <w:lang w:val="en-US" w:eastAsia="zh-CN"/>
+        </w:rPr>
+      </w:pPr>
+      <w:r>
+        <w:rPr>
+          <w:rFonts w:hint="default"/>
+          <w:lang w:val="en-US" w:eastAsia="zh-CN"/>
+        </w:rPr>
+        <w:t>https://www.doubao.com/thread/w3be22f16bed232ee</w:t>
       </w:r>
       <w:bookmarkStart w:id="0" w:name="_GoBack"/>
       <w:bookmarkEnd w:id="0"/>
